--- a/pr-preview/pr-105/correlation-regression-handout.docx
+++ b/pr-preview/pr-105/correlation-regression-handout.docx
@@ -15,7 +15,7 @@
         <w:pStyle w:val="Date"/>
       </w:pPr>
       <w:r>
-        <w:t xml:space="preserve">Last modified: 2026-10-09 01:43:36 (PDT)</w:t>
+        <w:t xml:space="preserve">Last modified: 2026-10-09 10:13:46 (PDT)</w:t>
       </w:r>
     </w:p>
     <w:p>
@@ -62238,191 +62238,616 @@
       </w:r>
       <w:r>
         <w:rPr>
+          <w:rStyle w:val="NormalTok"/>
+        </w:rPr>
+        <w:t xml:space="preserve">parameters</w:t>
+      </w:r>
+      <w:r>
+        <w:rPr>
+          <w:rStyle w:val="SpecialCharTok"/>
+        </w:rPr>
+        <w:t xml:space="preserve">::</w:t>
+      </w:r>
+      <w:r>
+        <w:rPr>
           <w:rStyle w:val="FunctionTok"/>
         </w:rPr>
-        <w:t xml:space="preserve">summary</w:t>
+        <w:t xml:space="preserve">parameters</w:t>
       </w:r>
       <w:r>
         <w:rPr>
           <w:rStyle w:val="NormalTok"/>
         </w:rPr>
-        <w:t xml:space="preserve">(slr_fit)</w:t>
+        <w:t xml:space="preserve">(slr_fit) </w:t>
+      </w:r>
+      <w:r>
+        <w:rPr>
+          <w:rStyle w:val="SpecialCharTok"/>
+        </w:rPr>
+        <w:t xml:space="preserve">|&gt;</w:t>
       </w:r>
       <w:r>
         <w:br/>
       </w:r>
       <w:r>
         <w:rPr>
-          <w:rStyle w:val="CommentTok"/>
+          <w:rStyle w:val="NormalTok"/>
         </w:rPr>
-        <w:t xml:space="preserve">#&gt; </w:t>
+        <w:t xml:space="preserve">  parameters</w:t>
+      </w:r>
+      <w:r>
+        <w:rPr>
+          <w:rStyle w:val="SpecialCharTok"/>
+        </w:rPr>
+        <w:t xml:space="preserve">::</w:t>
+      </w:r>
+      <w:r>
+        <w:rPr>
+          <w:rStyle w:val="FunctionTok"/>
+        </w:rPr>
+        <w:t xml:space="preserve">print_md</w:t>
+      </w:r>
+      <w:r>
+        <w:rPr>
+          <w:rStyle w:val="NormalTok"/>
+        </w:rPr>
+        <w:t xml:space="preserve">(</w:t>
+      </w:r>
+      <w:r>
+        <w:rPr>
+          <w:rStyle w:val="AttributeTok"/>
+        </w:rPr>
+        <w:t xml:space="preserve">digits =</w:t>
+      </w:r>
+      <w:r>
+        <w:rPr>
+          <w:rStyle w:val="NormalTok"/>
+        </w:rPr>
+        <w:t xml:space="preserve"> </w:t>
+      </w:r>
+      <w:r>
+        <w:rPr>
+          <w:rStyle w:val="DecValTok"/>
+        </w:rPr>
+        <w:t xml:space="preserve">3</w:t>
+      </w:r>
+      <w:r>
+        <w:rPr>
+          <w:rStyle w:val="NormalTok"/>
+        </w:rPr>
+        <w:t xml:space="preserve">)</w:t>
+      </w:r>
+    </w:p>
+    <w:tbl>
+      <w:tblPr>
+        <w:tblStyle w:val="Table"/>
+        <w:tblW w:type="pct" w:w="5000"/>
+        <w:tblLayout w:type="fixed"/>
+        <w:tblLook w:firstRow="1" w:lastRow="0" w:firstColumn="0" w:lastColumn="0" w:noHBand="0" w:noVBand="0" w:val="0020"/>
+      </w:tblPr>
+      <w:tblGrid>
+        <w:gridCol w:w="1418"/>
+        <w:gridCol w:w="1536"/>
+        <w:gridCol w:w="827"/>
+        <w:gridCol w:w="2127"/>
+        <w:gridCol w:w="1063"/>
+        <w:gridCol w:w="945"/>
+      </w:tblGrid>
+      <w:tr>
+        <w:trPr>
+          <w:tblHeader w:val="on"/>
+        </w:trPr>
+        <w:tc>
+          <w:tcPr/>
+          <w:p>
+            <w:pPr>
+              <w:pStyle w:val="Compact"/>
+              <w:jc w:val="left"/>
+            </w:pPr>
+            <w:r>
+              <w:t xml:space="preserve">Parameter</w:t>
+            </w:r>
+          </w:p>
+        </w:tc>
+        <w:tc>
+          <w:tcPr/>
+          <w:p>
+            <w:pPr>
+              <w:pStyle w:val="Compact"/>
+              <w:jc w:val="center"/>
+            </w:pPr>
+            <w:r>
+              <w:t xml:space="preserve">Coefficient</w:t>
+            </w:r>
+          </w:p>
+        </w:tc>
+        <w:tc>
+          <w:tcPr/>
+          <w:p>
+            <w:pPr>
+              <w:pStyle w:val="Compact"/>
+              <w:jc w:val="center"/>
+            </w:pPr>
+            <w:r>
+              <w:t xml:space="preserve">SE</w:t>
+            </w:r>
+          </w:p>
+        </w:tc>
+        <w:tc>
+          <w:tcPr/>
+          <w:p>
+            <w:pPr>
+              <w:pStyle w:val="Compact"/>
+              <w:jc w:val="center"/>
+            </w:pPr>
+            <w:r>
+              <w:t xml:space="preserve">95% CI</w:t>
+            </w:r>
+          </w:p>
+        </w:tc>
+        <w:tc>
+          <w:tcPr/>
+          <w:p>
+            <w:pPr>
+              <w:pStyle w:val="Compact"/>
+              <w:jc w:val="center"/>
+            </w:pPr>
+            <w:r>
+              <w:t xml:space="preserve">t(2756)</w:t>
+            </w:r>
+          </w:p>
+        </w:tc>
+        <w:tc>
+          <w:tcPr/>
+          <w:p>
+            <w:pPr>
+              <w:pStyle w:val="Compact"/>
+              <w:jc w:val="center"/>
+            </w:pPr>
+            <w:r>
+              <w:t xml:space="preserve">p</w:t>
+            </w:r>
+          </w:p>
+        </w:tc>
+      </w:tr>
+      <w:tr>
+        <w:tc>
+          <w:tcPr/>
+          <w:p>
+            <w:pPr>
+              <w:pStyle w:val="Compact"/>
+              <w:jc w:val="left"/>
+            </w:pPr>
+            <w:r>
+              <w:t xml:space="preserve">(Intercept)</w:t>
+            </w:r>
+          </w:p>
+        </w:tc>
+        <w:tc>
+          <w:tcPr/>
+          <w:p>
+            <w:pPr>
+              <w:pStyle w:val="Compact"/>
+              <w:jc w:val="center"/>
+            </w:pPr>
+            <w:r>
+              <w:t xml:space="preserve">60.074</w:t>
+            </w:r>
+          </w:p>
+        </w:tc>
+        <w:tc>
+          <w:tcPr/>
+          <w:p>
+            <w:pPr>
+              <w:pStyle w:val="Compact"/>
+              <w:jc w:val="center"/>
+            </w:pPr>
+            <w:r>
+              <w:t xml:space="preserve">3.565</w:t>
+            </w:r>
+          </w:p>
+        </w:tc>
+        <w:tc>
+          <w:tcPr/>
+          <w:p>
+            <w:pPr>
+              <w:pStyle w:val="Compact"/>
+              <w:jc w:val="center"/>
+            </w:pPr>
+            <w:r>
+              <w:t xml:space="preserve">(53.084, 67.064)</w:t>
+            </w:r>
+          </w:p>
+        </w:tc>
+        <w:tc>
+          <w:tcPr/>
+          <w:p>
+            <w:pPr>
+              <w:pStyle w:val="Compact"/>
+              <w:jc w:val="center"/>
+            </w:pPr>
+            <w:r>
+              <w:t xml:space="preserve">16.852</w:t>
+            </w:r>
+          </w:p>
+        </w:tc>
+        <w:tc>
+          <w:tcPr/>
+          <w:p>
+            <w:pPr>
+              <w:pStyle w:val="Compact"/>
+              <w:jc w:val="center"/>
+            </w:pPr>
+            <w:r>
+              <w:t xml:space="preserve">&lt; .001</w:t>
+            </w:r>
+          </w:p>
+        </w:tc>
+      </w:tr>
+      <w:tr>
+        <w:tc>
+          <w:tcPr/>
+          <w:p>
+            <w:pPr>
+              <w:pStyle w:val="Compact"/>
+              <w:jc w:val="left"/>
+            </w:pPr>
+            <w:r>
+              <w:t xml:space="preserve">BMI</w:t>
+            </w:r>
+          </w:p>
+        </w:tc>
+        <w:tc>
+          <w:tcPr/>
+          <w:p>
+            <w:pPr>
+              <w:pStyle w:val="Compact"/>
+              <w:jc w:val="center"/>
+            </w:pPr>
+            <w:r>
+              <w:t xml:space="preserve">1.822</w:t>
+            </w:r>
+          </w:p>
+        </w:tc>
+        <w:tc>
+          <w:tcPr/>
+          <w:p>
+            <w:pPr>
+              <w:pStyle w:val="Compact"/>
+              <w:jc w:val="center"/>
+            </w:pPr>
+            <w:r>
+              <w:t xml:space="preserve">0.122</w:t>
+            </w:r>
+          </w:p>
+        </w:tc>
+        <w:tc>
+          <w:tcPr/>
+          <w:p>
+            <w:pPr>
+              <w:pStyle w:val="Compact"/>
+              <w:jc w:val="center"/>
+            </w:pPr>
+            <w:r>
+              <w:t xml:space="preserve">(1.582, 2.062)</w:t>
+            </w:r>
+          </w:p>
+        </w:tc>
+        <w:tc>
+          <w:tcPr/>
+          <w:p>
+            <w:pPr>
+              <w:pStyle w:val="Compact"/>
+              <w:jc w:val="center"/>
+            </w:pPr>
+            <w:r>
+              <w:t xml:space="preserve">14.878</w:t>
+            </w:r>
+          </w:p>
+        </w:tc>
+        <w:tc>
+          <w:tcPr/>
+          <w:p>
+            <w:pPr>
+              <w:pStyle w:val="Compact"/>
+              <w:jc w:val="center"/>
+            </w:pPr>
+            <w:r>
+              <w:t xml:space="preserve">&lt; .001</w:t>
+            </w:r>
+          </w:p>
+        </w:tc>
+      </w:tr>
+    </w:tbl>
+    <w:p>
+      <w:pPr>
+        <w:pStyle w:val="SourceCode"/>
+      </w:pPr>
+      <w:r>
+        <w:rPr>
+          <w:rStyle w:val="NormalTok"/>
+        </w:rPr>
+        <w:t xml:space="preserve">performance</w:t>
+      </w:r>
+      <w:r>
+        <w:rPr>
+          <w:rStyle w:val="SpecialCharTok"/>
+        </w:rPr>
+        <w:t xml:space="preserve">::</w:t>
+      </w:r>
+      <w:r>
+        <w:rPr>
+          <w:rStyle w:val="FunctionTok"/>
+        </w:rPr>
+        <w:t xml:space="preserve">model_performance</w:t>
+      </w:r>
+      <w:r>
+        <w:rPr>
+          <w:rStyle w:val="NormalTok"/>
+        </w:rPr>
+        <w:t xml:space="preserve">(slr_fit) </w:t>
+      </w:r>
+      <w:r>
+        <w:rPr>
+          <w:rStyle w:val="SpecialCharTok"/>
+        </w:rPr>
+        <w:t xml:space="preserve">|&gt;</w:t>
       </w:r>
       <w:r>
         <w:br/>
       </w:r>
       <w:r>
         <w:rPr>
-          <w:rStyle w:val="CommentTok"/>
+          <w:rStyle w:val="NormalTok"/>
         </w:rPr>
-        <w:t xml:space="preserve">#&gt; Call:</w:t>
-      </w:r>
-      <w:r>
-        <w:br/>
+        <w:t xml:space="preserve">  insight</w:t>
       </w:r>
       <w:r>
         <w:rPr>
-          <w:rStyle w:val="CommentTok"/>
+          <w:rStyle w:val="SpecialCharTok"/>
         </w:rPr>
-        <w:t xml:space="preserve">#&gt; lm(formula = glucose ~ BMI, data = hers)</w:t>
-      </w:r>
-      <w:r>
-        <w:br/>
+        <w:t xml:space="preserve">::</w:t>
       </w:r>
       <w:r>
         <w:rPr>
-          <w:rStyle w:val="CommentTok"/>
+          <w:rStyle w:val="FunctionTok"/>
         </w:rPr>
-        <w:t xml:space="preserve">#&gt; </w:t>
-      </w:r>
-      <w:r>
-        <w:br/>
+        <w:t xml:space="preserve">print_md</w:t>
       </w:r>
       <w:r>
         <w:rPr>
-          <w:rStyle w:val="CommentTok"/>
+          <w:rStyle w:val="NormalTok"/>
         </w:rPr>
-        <w:t xml:space="preserve">#&gt; Residuals:</w:t>
-      </w:r>
-      <w:r>
-        <w:br/>
+        <w:t xml:space="preserve">(</w:t>
       </w:r>
       <w:r>
         <w:rPr>
-          <w:rStyle w:val="CommentTok"/>
+          <w:rStyle w:val="AttributeTok"/>
         </w:rPr>
-        <w:t xml:space="preserve">#&gt;    Min     1Q Median     3Q    Max </w:t>
-      </w:r>
-      <w:r>
-        <w:br/>
+        <w:t xml:space="preserve">digits =</w:t>
       </w:r>
       <w:r>
         <w:rPr>
-          <w:rStyle w:val="CommentTok"/>
+          <w:rStyle w:val="NormalTok"/>
         </w:rPr>
-        <w:t xml:space="preserve">#&gt; -81.55 -18.98 -10.35   3.76 190.81 </w:t>
-      </w:r>
-      <w:r>
-        <w:br/>
+        <w:t xml:space="preserve"> </w:t>
       </w:r>
       <w:r>
         <w:rPr>
-          <w:rStyle w:val="CommentTok"/>
+          <w:rStyle w:val="DecValTok"/>
         </w:rPr>
-        <w:t xml:space="preserve">#&gt; </w:t>
-      </w:r>
-      <w:r>
-        <w:br/>
+        <w:t xml:space="preserve">3</w:t>
       </w:r>
       <w:r>
         <w:rPr>
-          <w:rStyle w:val="CommentTok"/>
+          <w:rStyle w:val="NormalTok"/>
         </w:rPr>
-        <w:t xml:space="preserve">#&gt; Coefficients:</w:t>
-      </w:r>
-      <w:r>
-        <w:br/>
-      </w:r>
-      <w:r>
-        <w:rPr>
-          <w:rStyle w:val="CommentTok"/>
-        </w:rPr>
-        <w:t xml:space="preserve">#&gt;             Estimate Std. Error t value Pr(&gt;|t|)    </w:t>
-      </w:r>
-      <w:r>
-        <w:br/>
-      </w:r>
-      <w:r>
-        <w:rPr>
-          <w:rStyle w:val="CommentTok"/>
-        </w:rPr>
-        <w:t xml:space="preserve">#&gt; (Intercept)   60.074      3.565    16.9   &lt;2e-16 ***</w:t>
-      </w:r>
-      <w:r>
-        <w:br/>
-      </w:r>
-      <w:r>
-        <w:rPr>
-          <w:rStyle w:val="CommentTok"/>
-        </w:rPr>
-        <w:t xml:space="preserve">#&gt; BMI            1.822      0.122    14.9   &lt;2e-16 ***</w:t>
-      </w:r>
-      <w:r>
-        <w:br/>
-      </w:r>
-      <w:r>
-        <w:rPr>
-          <w:rStyle w:val="CommentTok"/>
-        </w:rPr>
-        <w:t xml:space="preserve">#&gt; ---</w:t>
-      </w:r>
-      <w:r>
-        <w:br/>
-      </w:r>
-      <w:r>
-        <w:rPr>
-          <w:rStyle w:val="CommentTok"/>
-        </w:rPr>
-        <w:t xml:space="preserve">#&gt; Signif. codes:  0 '***' 0.001 '**' 0.01 '*' 0.05 '.' 0.1 ' ' 1</w:t>
-      </w:r>
-      <w:r>
-        <w:br/>
-      </w:r>
-      <w:r>
-        <w:rPr>
-          <w:rStyle w:val="CommentTok"/>
-        </w:rPr>
-        <w:t xml:space="preserve">#&gt; </w:t>
-      </w:r>
-      <w:r>
-        <w:br/>
-      </w:r>
-      <w:r>
-        <w:rPr>
-          <w:rStyle w:val="CommentTok"/>
-        </w:rPr>
-        <w:t xml:space="preserve">#&gt; Residual standard error: 35.5 on 2756 degrees of freedom</w:t>
-      </w:r>
-      <w:r>
-        <w:br/>
-      </w:r>
-      <w:r>
-        <w:rPr>
-          <w:rStyle w:val="CommentTok"/>
-        </w:rPr>
-        <w:t xml:space="preserve">#&gt;   (5 observations deleted due to missingness)</w:t>
-      </w:r>
-      <w:r>
-        <w:br/>
-      </w:r>
-      <w:r>
-        <w:rPr>
-          <w:rStyle w:val="CommentTok"/>
-        </w:rPr>
-        <w:t xml:space="preserve">#&gt; Multiple R-squared:  0.0743, Adjusted R-squared:  0.074 </w:t>
-      </w:r>
-      <w:r>
-        <w:br/>
-      </w:r>
-      <w:r>
-        <w:rPr>
-          <w:rStyle w:val="CommentTok"/>
-        </w:rPr>
-        <w:t xml:space="preserve">#&gt; F-statistic:  221 on 1 and 2756 DF,  p-value: &lt;2e-16</w:t>
+        <w:t xml:space="preserve">)</w:t>
       </w:r>
     </w:p>
     <w:p>
       <w:pPr>
-        <w:pStyle w:val="FirstParagraph"/>
+        <w:pStyle w:val="TableCaption"/>
+      </w:pPr>
+      <w:r>
+        <w:t xml:space="preserve">Indices of model performance</w:t>
+      </w:r>
+    </w:p>
+    <w:tbl>
+      <w:tblPr>
+        <w:tblStyle w:val="Table"/>
+        <w:tblW w:type="auto" w:w="0"/>
+        <w:tblLook w:firstRow="1" w:lastRow="0" w:firstColumn="0" w:lastColumn="0" w:noHBand="0" w:noVBand="0" w:val="0020"/>
+        <w:tblCaption w:val="Indices of model performance"/>
+      </w:tblPr>
+      <w:tblGrid>
+        <w:gridCol w:w="1131"/>
+        <w:gridCol w:w="1131"/>
+        <w:gridCol w:w="1131"/>
+        <w:gridCol w:w="1131"/>
+        <w:gridCol w:w="1131"/>
+        <w:gridCol w:w="1131"/>
+        <w:gridCol w:w="1131"/>
+      </w:tblGrid>
+      <w:tr>
+        <w:trPr>
+          <w:tblHeader w:val="on"/>
+        </w:trPr>
+        <w:tc>
+          <w:tcPr/>
+          <w:p>
+            <w:pPr>
+              <w:pStyle w:val="Compact"/>
+              <w:jc w:val="left"/>
+            </w:pPr>
+            <w:r>
+              <w:t xml:space="preserve">AIC</w:t>
+            </w:r>
+          </w:p>
+        </w:tc>
+        <w:tc>
+          <w:tcPr/>
+          <w:p>
+            <w:pPr>
+              <w:pStyle w:val="Compact"/>
+              <w:jc w:val="center"/>
+            </w:pPr>
+            <w:r>
+              <w:t xml:space="preserve">AICc</w:t>
+            </w:r>
+          </w:p>
+        </w:tc>
+        <w:tc>
+          <w:tcPr/>
+          <w:p>
+            <w:pPr>
+              <w:pStyle w:val="Compact"/>
+              <w:jc w:val="center"/>
+            </w:pPr>
+            <w:r>
+              <w:t xml:space="preserve">BIC</w:t>
+            </w:r>
+          </w:p>
+        </w:tc>
+        <w:tc>
+          <w:tcPr/>
+          <w:p>
+            <w:pPr>
+              <w:pStyle w:val="Compact"/>
+              <w:jc w:val="center"/>
+            </w:pPr>
+            <w:r>
+              <w:t xml:space="preserve">R2</w:t>
+            </w:r>
+          </w:p>
+        </w:tc>
+        <w:tc>
+          <w:tcPr/>
+          <w:p>
+            <w:pPr>
+              <w:pStyle w:val="Compact"/>
+              <w:jc w:val="center"/>
+            </w:pPr>
+            <w:r>
+              <w:t xml:space="preserve">R2 (adj.)</w:t>
+            </w:r>
+          </w:p>
+        </w:tc>
+        <w:tc>
+          <w:tcPr/>
+          <w:p>
+            <w:pPr>
+              <w:pStyle w:val="Compact"/>
+              <w:jc w:val="center"/>
+            </w:pPr>
+            <w:r>
+              <w:t xml:space="preserve">RMSE</w:t>
+            </w:r>
+          </w:p>
+        </w:tc>
+        <w:tc>
+          <w:tcPr/>
+          <w:p>
+            <w:pPr>
+              <w:pStyle w:val="Compact"/>
+              <w:jc w:val="center"/>
+            </w:pPr>
+            <w:r>
+              <w:t xml:space="preserve">Sigma</w:t>
+            </w:r>
+          </w:p>
+        </w:tc>
+      </w:tr>
+      <w:tr>
+        <w:tc>
+          <w:tcPr/>
+          <w:p>
+            <w:pPr>
+              <w:pStyle w:val="Compact"/>
+              <w:jc w:val="left"/>
+            </w:pPr>
+            <w:r>
+              <w:t xml:space="preserve">27517.9</w:t>
+            </w:r>
+          </w:p>
+        </w:tc>
+        <w:tc>
+          <w:tcPr/>
+          <w:p>
+            <w:pPr>
+              <w:pStyle w:val="Compact"/>
+              <w:jc w:val="center"/>
+            </w:pPr>
+            <w:r>
+              <w:t xml:space="preserve">27517.9</w:t>
+            </w:r>
+          </w:p>
+        </w:tc>
+        <w:tc>
+          <w:tcPr/>
+          <w:p>
+            <w:pPr>
+              <w:pStyle w:val="Compact"/>
+              <w:jc w:val="center"/>
+            </w:pPr>
+            <w:r>
+              <w:t xml:space="preserve">27535.7</w:t>
+            </w:r>
+          </w:p>
+        </w:tc>
+        <w:tc>
+          <w:tcPr/>
+          <w:p>
+            <w:pPr>
+              <w:pStyle w:val="Compact"/>
+              <w:jc w:val="center"/>
+            </w:pPr>
+            <w:r>
+              <w:t xml:space="preserve">0.074</w:t>
+            </w:r>
+          </w:p>
+        </w:tc>
+        <w:tc>
+          <w:tcPr/>
+          <w:p>
+            <w:pPr>
+              <w:pStyle w:val="Compact"/>
+              <w:jc w:val="center"/>
+            </w:pPr>
+            <w:r>
+              <w:t xml:space="preserve">0.074</w:t>
+            </w:r>
+          </w:p>
+        </w:tc>
+        <w:tc>
+          <w:tcPr/>
+          <w:p>
+            <w:pPr>
+              <w:pStyle w:val="Compact"/>
+              <w:jc w:val="center"/>
+            </w:pPr>
+            <w:r>
+              <w:t xml:space="preserve">35.471</w:t>
+            </w:r>
+          </w:p>
+        </w:tc>
+        <w:tc>
+          <w:tcPr/>
+          <w:p>
+            <w:pPr>
+              <w:pStyle w:val="Compact"/>
+              <w:jc w:val="center"/>
+            </w:pPr>
+            <w:r>
+              <w:t xml:space="preserve">35.484</w:t>
+            </w:r>
+          </w:p>
+        </w:tc>
+      </w:tr>
+    </w:tbl>
+    <w:p>
+      <w:pPr>
+        <w:pStyle w:val="BodyText"/>
       </w:pPr>
       <w:hyperlink w:anchor="fig-hers-slr">
         <w:r>
